--- a/Dokumentasi/Dokumentasi Tahap 2 - Alex Amey Aksyah (23312051).docx
+++ b/Dokumentasi/Dokumentasi Tahap 2 - Alex Amey Aksyah (23312051).docx
@@ -48,87 +48,6 @@
     </w:p>
     <w:p>
       <w:pPr>
-        <w:rPr>
-          <w:rFonts w:ascii="Times New Roman" w:hAnsi="Times New Roman" w:cs="Times New Roman"/>
-          <w:b/>
-          <w:bCs/>
-          <w:sz w:val="32"/>
-          <w:szCs w:val="32"/>
-        </w:rPr>
-      </w:pPr>
-    </w:p>
-    <w:p>
-      <w:pPr>
-        <w:pStyle w:val="ListParagraph"/>
-        <w:numPr>
-          <w:ilvl w:val="0"/>
-          <w:numId w:val="1"/>
-        </w:numPr>
-        <w:rPr>
-          <w:rFonts w:ascii="Times New Roman" w:hAnsi="Times New Roman" w:cs="Times New Roman"/>
-        </w:rPr>
-      </w:pPr>
-      <w:r>
-        <w:rPr>
-          <w:rFonts w:ascii="Times New Roman" w:hAnsi="Times New Roman" w:cs="Times New Roman"/>
-        </w:rPr>
-        <w:t>Membuat API untuk jembatan komunikasi yang menghubungkan aplikasi (Frontend) dengan database (Backend) untuk bertukar data secara aman.</w:t>
-      </w:r>
-    </w:p>
-    <w:p>
-      <w:pPr>
-        <w:pStyle w:val="ListParagraph"/>
-        <w:rPr>
-          <w:rFonts w:ascii="Times New Roman" w:hAnsi="Times New Roman" w:cs="Times New Roman"/>
-        </w:rPr>
-      </w:pPr>
-      <w:r>
-        <w:rPr>
-          <w:rFonts w:ascii="Times New Roman" w:hAnsi="Times New Roman" w:cs="Times New Roman"/>
-          <w:b/>
-          <w:bCs/>
-          <w:noProof/>
-        </w:rPr>
-        <w:drawing>
-          <wp:inline distT="0" distB="0" distL="0" distR="0" wp14:anchorId="32097ECC" wp14:editId="772D3F9F">
-            <wp:extent cx="5943600" cy="2819400"/>
-            <wp:effectExtent l="0" t="0" r="0" b="0"/>
-            <wp:docPr id="1" name="Picture 1"/>
-            <wp:cNvGraphicFramePr>
-              <a:graphicFrameLocks xmlns:a="http://schemas.openxmlformats.org/drawingml/2006/main" noChangeAspect="1"/>
-            </wp:cNvGraphicFramePr>
-            <a:graphic xmlns:a="http://schemas.openxmlformats.org/drawingml/2006/main">
-              <a:graphicData uri="http://schemas.openxmlformats.org/drawingml/2006/picture">
-                <pic:pic xmlns:pic="http://schemas.openxmlformats.org/drawingml/2006/picture">
-                  <pic:nvPicPr>
-                    <pic:cNvPr id="1" name=""/>
-                    <pic:cNvPicPr/>
-                  </pic:nvPicPr>
-                  <pic:blipFill>
-                    <a:blip r:embed="rId5"/>
-                    <a:stretch>
-                      <a:fillRect/>
-                    </a:stretch>
-                  </pic:blipFill>
-                  <pic:spPr>
-                    <a:xfrm>
-                      <a:off x="0" y="0"/>
-                      <a:ext cx="5943600" cy="2819400"/>
-                    </a:xfrm>
-                    <a:prstGeom prst="rect">
-                      <a:avLst/>
-                    </a:prstGeom>
-                  </pic:spPr>
-                </pic:pic>
-              </a:graphicData>
-            </a:graphic>
-          </wp:inline>
-        </w:drawing>
-      </w:r>
-    </w:p>
-    <w:p>
-      <w:pPr>
-        <w:pStyle w:val="ListParagraph"/>
         <w:rPr>
           <w:rFonts w:ascii="Times New Roman" w:hAnsi="Times New Roman" w:cs="Times New Roman"/>
         </w:rPr>
@@ -200,7 +119,7 @@
                     <pic:cNvPicPr/>
                   </pic:nvPicPr>
                   <pic:blipFill>
-                    <a:blip r:embed="rId6">
+                    <a:blip r:embed="rId5">
                       <a:extLst>
                         <a:ext uri="{28A0092B-C50C-407E-A947-70E740481C1C}">
                           <a14:useLocalDpi xmlns:a14="http://schemas.microsoft.com/office/drawing/2010/main" val="0"/>
@@ -937,6 +856,7 @@
   <w:style w:type="character" w:default="1" w:styleId="DefaultParagraphFont">
     <w:name w:val="Default Paragraph Font"/>
     <w:uiPriority w:val="1"/>
+    <w:semiHidden/>
     <w:unhideWhenUsed/>
   </w:style>
   <w:style w:type="table" w:default="1" w:styleId="TableNormal">
